--- a/Calendario2025/Actividades/Actividad4_Diseño_Fisico_Redes/4_Diseño_fisico_redes_Anterior.docx
+++ b/Calendario2025/Actividades/Actividad4_Diseño_Fisico_Redes/4_Diseño_fisico_redes_Anterior.docx
@@ -4,7 +4,7 @@
   <w:body>
     <w:p>
       <w:pPr>
-        <w:pStyle w:val="BodyText"/>
+        <w:pStyle w:val="Textoindependiente"/>
         <w:pBdr>
           <w:bottom w:val="single" w:sz="4" w:space="1" w:color="auto"/>
         </w:pBdr>
@@ -52,7 +52,7 @@
     </w:p>
     <w:p>
       <w:pPr>
-        <w:pStyle w:val="BodyText"/>
+        <w:pStyle w:val="Textoindependiente"/>
         <w:pBdr>
           <w:bottom w:val="single" w:sz="4" w:space="1" w:color="auto"/>
         </w:pBdr>
@@ -82,7 +82,7 @@
     </w:p>
     <w:p>
       <w:pPr>
-        <w:pStyle w:val="BodyText"/>
+        <w:pStyle w:val="Textoindependiente"/>
         <w:spacing w:before="56"/>
         <w:ind w:left="0" w:right="117"/>
         <w:rPr>
@@ -93,7 +93,7 @@
     </w:p>
     <w:p>
       <w:pPr>
-        <w:pStyle w:val="Heading1"/>
+        <w:pStyle w:val="Ttulo1"/>
         <w:spacing w:line="360" w:lineRule="exact"/>
         <w:jc w:val="both"/>
         <w:rPr>
@@ -163,7 +163,7 @@
     </w:p>
     <w:p>
       <w:pPr>
-        <w:pStyle w:val="Heading1"/>
+        <w:pStyle w:val="Ttulo1"/>
         <w:spacing w:line="360" w:lineRule="exact"/>
         <w:jc w:val="both"/>
         <w:rPr>
@@ -177,7 +177,7 @@
     </w:p>
     <w:p>
       <w:pPr>
-        <w:pStyle w:val="BodyText"/>
+        <w:pStyle w:val="Textoindependiente"/>
         <w:spacing w:line="360" w:lineRule="exact"/>
         <w:ind w:left="100" w:right="116"/>
         <w:jc w:val="both"/>
@@ -358,7 +358,7 @@
     </w:p>
     <w:p>
       <w:pPr>
-        <w:pStyle w:val="BodyText"/>
+        <w:pStyle w:val="Textoindependiente"/>
         <w:spacing w:line="360" w:lineRule="exact"/>
         <w:ind w:left="100" w:right="116"/>
         <w:jc w:val="both"/>
@@ -372,7 +372,7 @@
     </w:p>
     <w:p>
       <w:pPr>
-        <w:pStyle w:val="BodyText"/>
+        <w:pStyle w:val="Textoindependiente"/>
         <w:spacing w:line="360" w:lineRule="exact"/>
         <w:ind w:left="100" w:right="116"/>
         <w:jc w:val="both"/>
@@ -410,7 +410,7 @@
           <w:sz w:val="22"/>
           <w:szCs w:val="22"/>
         </w:rPr>
-        <w:t xml:space="preserve"> y  para di</w:t>
+        <w:t xml:space="preserve"> y para di</w:t>
       </w:r>
       <w:r>
         <w:rPr>
@@ -588,7 +588,7 @@
     </w:p>
     <w:p>
       <w:pPr>
-        <w:pStyle w:val="BodyText"/>
+        <w:pStyle w:val="Textoindependiente"/>
         <w:spacing w:line="360" w:lineRule="exact"/>
         <w:ind w:left="100" w:right="116"/>
         <w:jc w:val="both"/>
@@ -602,7 +602,7 @@
     </w:p>
     <w:p>
       <w:pPr>
-        <w:pStyle w:val="BodyText"/>
+        <w:pStyle w:val="Textoindependiente"/>
         <w:spacing w:line="360" w:lineRule="exact"/>
         <w:ind w:left="102" w:right="116"/>
         <w:jc w:val="both"/>
@@ -1378,7 +1378,7 @@
     </w:p>
     <w:p>
       <w:pPr>
-        <w:pStyle w:val="BodyText"/>
+        <w:pStyle w:val="Textoindependiente"/>
         <w:spacing w:line="360" w:lineRule="exact"/>
         <w:ind w:left="102" w:right="238"/>
         <w:jc w:val="both"/>
@@ -1391,7 +1391,7 @@
     </w:p>
     <w:p>
       <w:pPr>
-        <w:pStyle w:val="BodyText"/>
+        <w:pStyle w:val="Textoindependiente"/>
         <w:spacing w:line="360" w:lineRule="exact"/>
         <w:ind w:left="102" w:right="116"/>
         <w:jc w:val="both"/>
@@ -1721,7 +1721,7 @@
     </w:p>
     <w:p>
       <w:pPr>
-        <w:pStyle w:val="BodyText"/>
+        <w:pStyle w:val="Textoindependiente"/>
         <w:spacing w:line="360" w:lineRule="exact"/>
         <w:ind w:left="102" w:right="116"/>
         <w:jc w:val="both"/>
@@ -1734,7 +1734,7 @@
     </w:p>
     <w:p>
       <w:pPr>
-        <w:pStyle w:val="BodyText"/>
+        <w:pStyle w:val="Textoindependiente"/>
         <w:spacing w:after="120" w:line="360" w:lineRule="exact"/>
         <w:ind w:left="102"/>
         <w:jc w:val="both"/>
@@ -1873,7 +1873,7 @@
     </w:p>
     <w:p>
       <w:pPr>
-        <w:pStyle w:val="BodyText"/>
+        <w:pStyle w:val="Textoindependiente"/>
         <w:numPr>
           <w:ilvl w:val="0"/>
           <w:numId w:val="1"/>
@@ -2187,7 +2187,7 @@
     </w:p>
     <w:p>
       <w:pPr>
-        <w:pStyle w:val="BodyText"/>
+        <w:pStyle w:val="Textoindependiente"/>
         <w:numPr>
           <w:ilvl w:val="0"/>
           <w:numId w:val="1"/>
@@ -2446,7 +2446,7 @@
     </w:p>
     <w:p>
       <w:pPr>
-        <w:pStyle w:val="BodyText"/>
+        <w:pStyle w:val="Textoindependiente"/>
         <w:numPr>
           <w:ilvl w:val="0"/>
           <w:numId w:val="1"/>
@@ -2691,7 +2691,7 @@
     </w:p>
     <w:p>
       <w:pPr>
-        <w:pStyle w:val="BodyText"/>
+        <w:pStyle w:val="Textoindependiente"/>
         <w:numPr>
           <w:ilvl w:val="0"/>
           <w:numId w:val="1"/>
@@ -2824,7 +2824,7 @@
     </w:p>
     <w:p>
       <w:pPr>
-        <w:pStyle w:val="BodyText"/>
+        <w:pStyle w:val="Textoindependiente"/>
         <w:numPr>
           <w:ilvl w:val="0"/>
           <w:numId w:val="9"/>
@@ -2877,7 +2877,7 @@
     </w:p>
     <w:p>
       <w:pPr>
-        <w:pStyle w:val="BodyText"/>
+        <w:pStyle w:val="Textoindependiente"/>
         <w:numPr>
           <w:ilvl w:val="0"/>
           <w:numId w:val="9"/>
@@ -2908,7 +2908,7 @@
     </w:p>
     <w:p>
       <w:pPr>
-        <w:pStyle w:val="BodyText"/>
+        <w:pStyle w:val="Textoindependiente"/>
         <w:numPr>
           <w:ilvl w:val="0"/>
           <w:numId w:val="9"/>
@@ -2987,7 +2987,7 @@
     </w:p>
     <w:p>
       <w:pPr>
-        <w:pStyle w:val="BodyText"/>
+        <w:pStyle w:val="Textoindependiente"/>
         <w:tabs>
           <w:tab w:val="left" w:pos="821"/>
         </w:tabs>
@@ -3098,7 +3098,7 @@
     </w:p>
     <w:p>
       <w:pPr>
-        <w:pStyle w:val="BodyText"/>
+        <w:pStyle w:val="Textoindependiente"/>
         <w:numPr>
           <w:ilvl w:val="0"/>
           <w:numId w:val="10"/>
@@ -3390,7 +3390,7 @@
     </w:p>
     <w:p>
       <w:pPr>
-        <w:pStyle w:val="BodyText"/>
+        <w:pStyle w:val="Textoindependiente"/>
         <w:spacing w:line="360" w:lineRule="exact"/>
         <w:ind w:left="100" w:right="116"/>
         <w:jc w:val="both"/>
@@ -3885,7 +3885,7 @@
     </w:p>
     <w:p>
       <w:pPr>
-        <w:pStyle w:val="BodyText"/>
+        <w:pStyle w:val="Textoindependiente"/>
         <w:spacing w:line="360" w:lineRule="exact"/>
         <w:ind w:left="100" w:right="116"/>
         <w:jc w:val="both"/>
@@ -4016,7 +4016,7 @@
     </w:p>
     <w:p>
       <w:pPr>
-        <w:pStyle w:val="BodyText"/>
+        <w:pStyle w:val="Textoindependiente"/>
         <w:spacing w:line="271" w:lineRule="exact"/>
         <w:ind w:left="2"/>
         <w:jc w:val="center"/>
@@ -4093,7 +4093,7 @@
     </w:p>
     <w:p>
       <w:pPr>
-        <w:pStyle w:val="ListParagraph"/>
+        <w:pStyle w:val="Prrafodelista"/>
         <w:numPr>
           <w:ilvl w:val="0"/>
           <w:numId w:val="10"/>
@@ -4299,7 +4299,7 @@
     </w:p>
     <w:p>
       <w:pPr>
-        <w:pStyle w:val="ListParagraph"/>
+        <w:pStyle w:val="Prrafodelista"/>
         <w:numPr>
           <w:ilvl w:val="0"/>
           <w:numId w:val="10"/>
@@ -4524,7 +4524,7 @@
     <w:bookmarkStart w:id="1" w:name="_Hlk159348763"/>
     <w:p>
       <w:pPr>
-        <w:pStyle w:val="ListParagraph"/>
+        <w:pStyle w:val="Prrafodelista"/>
         <w:numPr>
           <w:ilvl w:val="0"/>
           <w:numId w:val="10"/>
@@ -6415,7 +6415,7 @@
       <w:lang w:val="es-MX"/>
     </w:rPr>
   </w:style>
-  <w:style w:type="paragraph" w:styleId="Heading1">
+  <w:style w:type="paragraph" w:styleId="Ttulo1">
     <w:name w:val="heading 1"/>
     <w:basedOn w:val="Normal"/>
     <w:uiPriority w:val="9"/>
@@ -6432,13 +6432,13 @@
       <w:szCs w:val="24"/>
     </w:rPr>
   </w:style>
-  <w:style w:type="character" w:default="1" w:styleId="DefaultParagraphFont">
+  <w:style w:type="character" w:default="1" w:styleId="Fuentedeprrafopredeter">
     <w:name w:val="Default Paragraph Font"/>
     <w:uiPriority w:val="1"/>
     <w:semiHidden/>
     <w:unhideWhenUsed/>
   </w:style>
-  <w:style w:type="table" w:default="1" w:styleId="TableNormal">
+  <w:style w:type="table" w:default="1" w:styleId="Tablanormal">
     <w:name w:val="Normal Table"/>
     <w:uiPriority w:val="99"/>
     <w:semiHidden/>
@@ -6453,7 +6453,7 @@
       </w:tblCellMar>
     </w:tblPr>
   </w:style>
-  <w:style w:type="numbering" w:default="1" w:styleId="NoList">
+  <w:style w:type="numbering" w:default="1" w:styleId="Sinlista">
     <w:name w:val="No List"/>
     <w:uiPriority w:val="99"/>
     <w:semiHidden/>
@@ -6475,7 +6475,7 @@
       </w:tblCellMar>
     </w:tblPr>
   </w:style>
-  <w:style w:type="paragraph" w:styleId="BodyText">
+  <w:style w:type="paragraph" w:styleId="Textoindependiente">
     <w:name w:val="Body Text"/>
     <w:basedOn w:val="Normal"/>
     <w:uiPriority w:val="1"/>
@@ -6489,7 +6489,7 @@
       <w:szCs w:val="24"/>
     </w:rPr>
   </w:style>
-  <w:style w:type="paragraph" w:styleId="ListParagraph">
+  <w:style w:type="paragraph" w:styleId="Prrafodelista">
     <w:name w:val="List Paragraph"/>
     <w:basedOn w:val="Normal"/>
     <w:uiPriority w:val="1"/>
@@ -6501,10 +6501,10 @@
     <w:uiPriority w:val="1"/>
     <w:qFormat/>
   </w:style>
-  <w:style w:type="paragraph" w:styleId="Header">
+  <w:style w:type="paragraph" w:styleId="Encabezado">
     <w:name w:val="header"/>
     <w:basedOn w:val="Normal"/>
-    <w:link w:val="HeaderChar"/>
+    <w:link w:val="EncabezadoCar"/>
     <w:uiPriority w:val="99"/>
     <w:unhideWhenUsed/>
     <w:rsid w:val="002652DE"/>
@@ -6515,17 +6515,17 @@
       </w:tabs>
     </w:pPr>
   </w:style>
-  <w:style w:type="character" w:customStyle="1" w:styleId="HeaderChar">
-    <w:name w:val="Header Char"/>
-    <w:basedOn w:val="DefaultParagraphFont"/>
-    <w:link w:val="Header"/>
+  <w:style w:type="character" w:customStyle="1" w:styleId="EncabezadoCar">
+    <w:name w:val="Encabezado Car"/>
+    <w:basedOn w:val="Fuentedeprrafopredeter"/>
+    <w:link w:val="Encabezado"/>
     <w:uiPriority w:val="99"/>
     <w:rsid w:val="002652DE"/>
   </w:style>
-  <w:style w:type="paragraph" w:styleId="Footer">
+  <w:style w:type="paragraph" w:styleId="Piedepgina">
     <w:name w:val="footer"/>
     <w:basedOn w:val="Normal"/>
-    <w:link w:val="FooterChar"/>
+    <w:link w:val="PiedepginaCar"/>
     <w:uiPriority w:val="99"/>
     <w:unhideWhenUsed/>
     <w:rsid w:val="002652DE"/>
@@ -6536,10 +6536,10 @@
       </w:tabs>
     </w:pPr>
   </w:style>
-  <w:style w:type="character" w:customStyle="1" w:styleId="FooterChar">
-    <w:name w:val="Footer Char"/>
-    <w:basedOn w:val="DefaultParagraphFont"/>
-    <w:link w:val="Footer"/>
+  <w:style w:type="character" w:customStyle="1" w:styleId="PiedepginaCar">
+    <w:name w:val="Pie de página Car"/>
+    <w:basedOn w:val="Fuentedeprrafopredeter"/>
+    <w:link w:val="Piedepgina"/>
     <w:uiPriority w:val="99"/>
     <w:rsid w:val="002652DE"/>
   </w:style>
